--- a/Preparação do Ambiente - Framework PKLoRa MQTT.docx
+++ b/Preparação do Ambiente - Framework PKLoRa MQTT.docx
@@ -152,7 +152,29 @@
           <w:sz w:val="40"/>
           <w:szCs w:val="40"/>
         </w:rPr>
-        <w:t>Módulo 6 – Framework MQTT</w:t>
+        <w:t xml:space="preserve">Módulo </w:t>
+      </w:r>
+      <w:r>
+        <w:rPr>
+          <w:rFonts w:ascii="Arial" w:eastAsia="Arial" w:hAnsi="Arial" w:cs="Arial"/>
+          <w:b/>
+          <w:bCs/>
+          <w:color w:val="000000"/>
+          <w:sz w:val="40"/>
+          <w:szCs w:val="40"/>
+        </w:rPr>
+        <w:t>8</w:t>
+      </w:r>
+      <w:r>
+        <w:rPr>
+          <w:rFonts w:ascii="Arial" w:eastAsia="Arial" w:hAnsi="Arial" w:cs="Arial"/>
+          <w:b/>
+          <w:bCs/>
+          <w:color w:val="000000"/>
+          <w:sz w:val="40"/>
+          <w:szCs w:val="40"/>
+        </w:rPr>
+        <w:t xml:space="preserve"> – Framework MQTT</w:t>
       </w:r>
     </w:p>
     <w:p>
@@ -231,7 +253,18 @@
           <w:sz w:val="40"/>
           <w:szCs w:val="40"/>
         </w:rPr>
-        <w:t>Tópico 6.4 – Preparação do Ambiente</w:t>
+        <w:t>Tópico 8</w:t>
+      </w:r>
+      <w:r>
+        <w:rPr>
+          <w:rFonts w:ascii="Arial" w:eastAsia="Arial" w:hAnsi="Arial" w:cs="Arial"/>
+          <w:b/>
+          <w:bCs/>
+          <w:color w:val="000000"/>
+          <w:sz w:val="40"/>
+          <w:szCs w:val="40"/>
+        </w:rPr>
+        <w:t>.4 – Preparação do Ambiente</w:t>
       </w:r>
     </w:p>
     <w:p>
@@ -1431,7 +1464,15 @@
     <w:p/>
     <w:p>
       <w:r>
-        <w:t xml:space="preserve">Parte-se do princípio que o Framework Básico com o Kit </w:t>
+        <w:t xml:space="preserve">Parte-se do princípio que o Framework </w:t>
+      </w:r>
+      <w:r>
+        <w:t>Local</w:t>
+      </w:r>
+      <w:bookmarkStart w:id="2" w:name="_GoBack"/>
+      <w:bookmarkEnd w:id="2"/>
+      <w:r>
+        <w:t xml:space="preserve"> com o Kit </w:t>
       </w:r>
       <w:proofErr w:type="spellStart"/>
       <w:r>
@@ -1467,7 +1508,7 @@
       <w:r>
         <w:t xml:space="preserve"> </w:t>
       </w:r>
-      <w:bookmarkStart w:id="2" w:name="_Toc234597395"/>
+      <w:bookmarkStart w:id="3" w:name="_Toc234597395"/>
       <w:r>
         <w:t xml:space="preserve">Instalando as Bibliotecas MQTT na plataforma </w:t>
       </w:r>
@@ -1475,7 +1516,7 @@
       <w:r>
         <w:t>Arduíno</w:t>
       </w:r>
-      <w:bookmarkEnd w:id="2"/>
+      <w:bookmarkEnd w:id="3"/>
       <w:proofErr w:type="spellEnd"/>
     </w:p>
     <w:p>
@@ -1651,7 +1692,7 @@
       <w:r>
         <w:t xml:space="preserve"> </w:t>
       </w:r>
-      <w:bookmarkStart w:id="3" w:name="_Toc234597396"/>
+      <w:bookmarkStart w:id="4" w:name="_Toc234597396"/>
       <w:r>
         <w:t>Instalar a Biblioteca</w:t>
       </w:r>
@@ -1685,7 +1726,7 @@
       <w:r>
         <w:t xml:space="preserve"> - Versão 2.8</w:t>
       </w:r>
-      <w:bookmarkEnd w:id="3"/>
+      <w:bookmarkEnd w:id="4"/>
     </w:p>
     <w:p>
       <w:r>
@@ -1746,7 +1787,7 @@
         <w:lastRenderedPageBreak/>
         <w:t> </w:t>
       </w:r>
-      <w:bookmarkStart w:id="4" w:name="_Toc234597397"/>
+      <w:bookmarkStart w:id="5" w:name="_Toc234597397"/>
       <w:r>
         <w:t>I</w:t>
       </w:r>
@@ -1784,7 +1825,7 @@
       <w:r>
         <w:t>ão 2.5.3</w:t>
       </w:r>
-      <w:bookmarkEnd w:id="4"/>
+      <w:bookmarkEnd w:id="5"/>
     </w:p>
     <w:p>
       <w:pPr>
@@ -1846,12 +1887,12 @@
           <w:color w:val="000000"/>
         </w:rPr>
       </w:pPr>
-      <w:bookmarkStart w:id="5" w:name="_Toc234597398"/>
+      <w:bookmarkStart w:id="6" w:name="_Toc234597398"/>
       <w:r>
         <w:lastRenderedPageBreak/>
         <w:t>Instalando as bibliotecas do Python</w:t>
       </w:r>
-      <w:bookmarkEnd w:id="5"/>
+      <w:bookmarkEnd w:id="6"/>
     </w:p>
     <w:p>
       <w:pPr>
@@ -2227,8 +2268,8 @@
           <w:color w:val="000000"/>
         </w:rPr>
       </w:pPr>
-      <w:bookmarkStart w:id="6" w:name="_84kconfimux7" w:colFirst="0" w:colLast="0"/>
-      <w:bookmarkEnd w:id="6"/>
+      <w:bookmarkStart w:id="7" w:name="_84kconfimux7" w:colFirst="0" w:colLast="0"/>
+      <w:bookmarkEnd w:id="7"/>
     </w:p>
     <w:p>
       <w:pPr>
@@ -2595,12 +2636,12 @@
         </w:numPr>
         <w:ind w:left="850" w:hanging="735"/>
       </w:pPr>
-      <w:bookmarkStart w:id="7" w:name="_Toc234597399"/>
+      <w:bookmarkStart w:id="8" w:name="_Toc234597399"/>
       <w:r>
         <w:lastRenderedPageBreak/>
         <w:t>Testando se a biblioteca foi instalada corretamente</w:t>
       </w:r>
-      <w:bookmarkEnd w:id="7"/>
+      <w:bookmarkEnd w:id="8"/>
     </w:p>
     <w:p>
       <w:r>
@@ -2836,12 +2877,12 @@
       <w:pPr>
         <w:pStyle w:val="Ttulo1"/>
       </w:pPr>
-      <w:bookmarkStart w:id="8" w:name="_Toc234597400"/>
+      <w:bookmarkStart w:id="9" w:name="_Toc234597400"/>
       <w:r>
         <w:lastRenderedPageBreak/>
         <w:t>Apêndice 1 – Código teste para o Python usando o MQTT</w:t>
       </w:r>
-      <w:bookmarkEnd w:id="8"/>
+      <w:bookmarkEnd w:id="9"/>
     </w:p>
     <w:p/>
     <w:p>
@@ -2985,7 +3026,7 @@
           <w:color w:val="000000"/>
         </w:rPr>
       </w:pPr>
-      <w:bookmarkStart w:id="9" w:name="_Toc234597401"/>
+      <w:bookmarkStart w:id="10" w:name="_Toc234597401"/>
       <w:r>
         <w:lastRenderedPageBreak/>
         <w:t>Programando os F</w:t>
@@ -3004,7 +3045,7 @@
       <w:r>
         <w:t xml:space="preserve"> – Framework MQTT</w:t>
       </w:r>
-      <w:bookmarkEnd w:id="9"/>
+      <w:bookmarkEnd w:id="10"/>
     </w:p>
     <w:p>
       <w:r>
@@ -3118,6 +3159,9 @@
     </w:p>
     <w:p>
       <w:r>
+        <w:rPr>
+          <w:noProof/>
+        </w:rPr>
         <w:drawing>
           <wp:inline distT="0" distB="0" distL="0" distR="0" wp14:anchorId="090F9EAC" wp14:editId="0429B3E7">
             <wp:extent cx="2963594" cy="752475"/>
@@ -3172,6 +3216,9 @@
     <w:p/>
     <w:p>
       <w:r>
+        <w:rPr>
+          <w:noProof/>
+        </w:rPr>
         <w:drawing>
           <wp:inline distT="0" distB="0" distL="0" distR="0" wp14:anchorId="5CF9C232" wp14:editId="0BD33CE4">
             <wp:extent cx="2362200" cy="2870522"/>
@@ -3222,7 +3269,7 @@
           <w:color w:val="000000"/>
         </w:rPr>
       </w:pPr>
-      <w:bookmarkStart w:id="10" w:name="_Toc234597402"/>
+      <w:bookmarkStart w:id="11" w:name="_Toc234597402"/>
       <w:r>
         <w:lastRenderedPageBreak/>
         <w:t>Programando o F</w:t>
@@ -3243,7 +3290,7 @@
       <w:r>
         <w:t>PKLoRa</w:t>
       </w:r>
-      <w:bookmarkEnd w:id="10"/>
+      <w:bookmarkEnd w:id="11"/>
       <w:proofErr w:type="spellEnd"/>
     </w:p>
     <w:p>
@@ -3287,6 +3334,9 @@
     </w:p>
     <w:p>
       <w:r>
+        <w:rPr>
+          <w:noProof/>
+        </w:rPr>
         <w:drawing>
           <wp:inline distT="0" distB="0" distL="0" distR="0" wp14:anchorId="025C52B4" wp14:editId="53193B4D">
             <wp:extent cx="1724266" cy="1686160"/>
@@ -3754,7 +3804,7 @@
           <w:color w:val="000000"/>
         </w:rPr>
       </w:pPr>
-      <w:bookmarkStart w:id="11" w:name="_Toc234597403"/>
+      <w:bookmarkStart w:id="12" w:name="_Toc234597403"/>
       <w:r>
         <w:t xml:space="preserve">Programando o Firmware no Gateway do Kit </w:t>
       </w:r>
@@ -3762,7 +3812,7 @@
       <w:r>
         <w:t>PKLoRa</w:t>
       </w:r>
-      <w:bookmarkEnd w:id="11"/>
+      <w:bookmarkEnd w:id="12"/>
       <w:proofErr w:type="spellEnd"/>
     </w:p>
     <w:p>
@@ -3800,6 +3850,9 @@
     </w:p>
     <w:p>
       <w:r>
+        <w:rPr>
+          <w:noProof/>
+        </w:rPr>
         <w:drawing>
           <wp:inline distT="0" distB="0" distL="0" distR="0" wp14:anchorId="4D147875" wp14:editId="606ACC47">
             <wp:extent cx="2333951" cy="781159"/>
@@ -5471,7 +5524,7 @@
           <w:numId w:val="2"/>
         </w:numPr>
       </w:pPr>
-      <w:bookmarkStart w:id="12" w:name="_Toc234597404"/>
+      <w:bookmarkStart w:id="13" w:name="_Toc234597404"/>
       <w:r>
         <w:t xml:space="preserve">Configurando o </w:t>
       </w:r>
@@ -5483,7 +5536,7 @@
       <w:r>
         <w:t xml:space="preserve"> MQTT e os Tópicos de DL e UL</w:t>
       </w:r>
-      <w:bookmarkEnd w:id="12"/>
+      <w:bookmarkEnd w:id="13"/>
     </w:p>
     <w:p>
       <w:r>
@@ -5638,13 +5691,7 @@
     </w:p>
     <w:p>
       <w:r>
-        <w:t>A janela ab</w:t>
-      </w:r>
-      <w:r>
-        <w:t>aixo irá executar, indicando os campos de configuração para a</w:t>
-      </w:r>
-      <w:r>
-        <w:t xml:space="preserve"> conexão ao </w:t>
+        <w:t xml:space="preserve">A janela abaixo irá executar, indicando os campos de configuração para a conexão ao </w:t>
       </w:r>
       <w:proofErr w:type="spellStart"/>
       <w:r>
@@ -5657,6 +5704,9 @@
     </w:p>
     <w:p>
       <w:r>
+        <w:rPr>
+          <w:noProof/>
+        </w:rPr>
         <w:drawing>
           <wp:inline distT="0" distB="0" distL="0" distR="0" wp14:anchorId="15E2F001" wp14:editId="20A8D793">
             <wp:extent cx="4057650" cy="4478568"/>
@@ -5716,10 +5766,7 @@
       </w:r>
       <w:proofErr w:type="spellEnd"/>
       <w:r>
-        <w:t xml:space="preserve"> MQTT</w:t>
-      </w:r>
-      <w:r>
-        <w:t xml:space="preserve">, </w:t>
+        <w:t xml:space="preserve"> MQTT, </w:t>
       </w:r>
       <w:r>
         <w:rPr>
@@ -5763,6 +5810,9 @@
     </w:p>
     <w:p>
       <w:r>
+        <w:rPr>
+          <w:noProof/>
+        </w:rPr>
         <w:drawing>
           <wp:inline distT="0" distB="0" distL="0" distR="0" wp14:anchorId="32F7EF26" wp14:editId="6C9E5726">
             <wp:extent cx="4572638" cy="1657581"/>
@@ -5815,6 +5865,9 @@
     </w:p>
     <w:p>
       <w:r>
+        <w:rPr>
+          <w:noProof/>
+        </w:rPr>
         <w:drawing>
           <wp:inline distT="0" distB="0" distL="0" distR="0" wp14:anchorId="236B684A" wp14:editId="31473D85">
             <wp:extent cx="3067478" cy="762106"/>
@@ -5911,6 +5964,7 @@
       <w:r>
         <w:rPr>
           <w:rFonts w:ascii="Consolas" w:eastAsia="Times New Roman" w:hAnsi="Consolas" w:cs="Times New Roman"/>
+          <w:noProof/>
           <w:color w:val="4E5B61"/>
           <w:sz w:val="21"/>
           <w:szCs w:val="21"/>
@@ -6061,17 +6115,14 @@
     </w:p>
     <w:p>
       <w:r>
-        <w:t xml:space="preserve">As janelas de execução abrirão: </w:t>
-      </w:r>
-      <w:r>
-        <w:t>N6_Gerencia</w:t>
-      </w:r>
-      <w:r>
-        <w:t>.py</w:t>
-      </w:r>
-    </w:p>
-    <w:p>
-      <w:r>
+        <w:t>As janelas de execução abrirão: N6_Gerencia.py</w:t>
+      </w:r>
+    </w:p>
+    <w:p>
+      <w:r>
+        <w:rPr>
+          <w:noProof/>
+        </w:rPr>
         <w:drawing>
           <wp:inline distT="0" distB="0" distL="0" distR="0" wp14:anchorId="25B09767" wp14:editId="11464A61">
             <wp:extent cx="6057900" cy="3228340"/>
@@ -6112,14 +6163,14 @@
     <w:p/>
     <w:p>
       <w:r>
-        <w:t>N5_Gerencia</w:t>
-      </w:r>
-      <w:r>
-        <w:t>.py</w:t>
-      </w:r>
-    </w:p>
-    <w:p>
-      <w:r>
+        <w:t>N5_Gerencia.py</w:t>
+      </w:r>
+    </w:p>
+    <w:p>
+      <w:r>
+        <w:rPr>
+          <w:noProof/>
+        </w:rPr>
         <w:lastRenderedPageBreak/>
         <w:drawing>
           <wp:inline distT="0" distB="0" distL="0" distR="0" wp14:anchorId="226984FC" wp14:editId="385C8722">
@@ -6168,6 +6219,9 @@
     </w:p>
     <w:p>
       <w:r>
+        <w:rPr>
+          <w:noProof/>
+        </w:rPr>
         <w:drawing>
           <wp:inline distT="0" distB="0" distL="0" distR="0" wp14:anchorId="74684523" wp14:editId="663A043C">
             <wp:extent cx="6057900" cy="1825625"/>
@@ -6271,6 +6325,9 @@
         <w:jc w:val="center"/>
       </w:pPr>
       <w:r>
+        <w:rPr>
+          <w:noProof/>
+        </w:rPr>
         <w:lastRenderedPageBreak/>
         <w:drawing>
           <wp:inline distT="0" distB="0" distL="0" distR="0" wp14:anchorId="1825A57F" wp14:editId="085F429B">
@@ -6327,6 +6384,9 @@
     </w:p>
     <w:p>
       <w:r>
+        <w:rPr>
+          <w:noProof/>
+        </w:rPr>
         <w:drawing>
           <wp:inline distT="0" distB="0" distL="0" distR="0" wp14:anchorId="477E475F" wp14:editId="5284D91C">
             <wp:extent cx="4486901" cy="1305107"/>
@@ -6431,6 +6491,9 @@
     </w:p>
     <w:p>
       <w:r>
+        <w:rPr>
+          <w:noProof/>
+        </w:rPr>
         <w:drawing>
           <wp:inline distT="0" distB="0" distL="0" distR="0" wp14:anchorId="381FB044" wp14:editId="226EC7F3">
             <wp:extent cx="4515480" cy="1200318"/>
@@ -6576,6 +6639,9 @@
         <w:jc w:val="center"/>
       </w:pPr>
       <w:r>
+        <w:rPr>
+          <w:noProof/>
+        </w:rPr>
         <w:drawing>
           <wp:inline distT="0" distB="0" distL="0" distR="0" wp14:anchorId="29757FE9" wp14:editId="1FAC50B0">
             <wp:extent cx="2355727" cy="1924050"/>
@@ -6629,6 +6695,9 @@
         <w:jc w:val="center"/>
       </w:pPr>
       <w:r>
+        <w:rPr>
+          <w:noProof/>
+        </w:rPr>
         <w:drawing>
           <wp:inline distT="0" distB="0" distL="0" distR="0" wp14:anchorId="2207D5F7" wp14:editId="6F0F46CF">
             <wp:extent cx="5417634" cy="3352800"/>
@@ -6680,6 +6749,9 @@
     </w:p>
     <w:p>
       <w:r>
+        <w:rPr>
+          <w:noProof/>
+        </w:rPr>
         <w:drawing>
           <wp:inline distT="0" distB="0" distL="0" distR="0" wp14:anchorId="7EB56EA5" wp14:editId="3703C428">
             <wp:extent cx="6057900" cy="1268095"/>
@@ -6716,8 +6788,6 @@
           </wp:inline>
         </w:drawing>
       </w:r>
-      <w:bookmarkStart w:id="13" w:name="_GoBack"/>
-      <w:bookmarkEnd w:id="13"/>
     </w:p>
     <w:p/>
     <w:p>
@@ -6815,7 +6885,7 @@
         <w:noProof/>
         <w:color w:val="000000"/>
       </w:rPr>
-      <w:t>16</w:t>
+      <w:t>21</w:t>
     </w:r>
     <w:r>
       <w:rPr>
@@ -7025,7 +7095,23 @@
         <w:sz w:val="20"/>
         <w:szCs w:val="20"/>
       </w:rPr>
-      <w:t xml:space="preserve">                                            Tópico 1.4 – Ambiente de Experimentos</w:t>
+      <w:t xml:space="preserve">                                            Tópico </w:t>
+    </w:r>
+    <w:r>
+      <w:rPr>
+        <w:color w:val="948A54"/>
+        <w:sz w:val="20"/>
+        <w:szCs w:val="20"/>
+      </w:rPr>
+      <w:t>8</w:t>
+    </w:r>
+    <w:r>
+      <w:rPr>
+        <w:color w:val="948A54"/>
+        <w:sz w:val="20"/>
+        <w:szCs w:val="20"/>
+      </w:rPr>
+      <w:t>.4 – Ambiente de Experimentos</w:t>
     </w:r>
   </w:p>
   <w:p>
@@ -8707,6 +8793,50 @@
       <w:u w:val="single"/>
     </w:rPr>
   </w:style>
+  <w:style w:type="paragraph" w:styleId="Cabealho">
+    <w:name w:val="header"/>
+    <w:basedOn w:val="Normal"/>
+    <w:link w:val="CabealhoChar"/>
+    <w:uiPriority w:val="99"/>
+    <w:unhideWhenUsed/>
+    <w:rsid w:val="00ED27B6"/>
+    <w:pPr>
+      <w:tabs>
+        <w:tab w:val="center" w:pos="4252"/>
+        <w:tab w:val="right" w:pos="8504"/>
+      </w:tabs>
+      <w:spacing w:after="0" w:line="240" w:lineRule="auto"/>
+    </w:pPr>
+  </w:style>
+  <w:style w:type="character" w:customStyle="1" w:styleId="CabealhoChar">
+    <w:name w:val="Cabeçalho Char"/>
+    <w:basedOn w:val="Fontepargpadro"/>
+    <w:link w:val="Cabealho"/>
+    <w:uiPriority w:val="99"/>
+    <w:rsid w:val="00ED27B6"/>
+  </w:style>
+  <w:style w:type="paragraph" w:styleId="Rodap">
+    <w:name w:val="footer"/>
+    <w:basedOn w:val="Normal"/>
+    <w:link w:val="RodapChar"/>
+    <w:uiPriority w:val="99"/>
+    <w:unhideWhenUsed/>
+    <w:rsid w:val="00ED27B6"/>
+    <w:pPr>
+      <w:tabs>
+        <w:tab w:val="center" w:pos="4252"/>
+        <w:tab w:val="right" w:pos="8504"/>
+      </w:tabs>
+      <w:spacing w:after="0" w:line="240" w:lineRule="auto"/>
+    </w:pPr>
+  </w:style>
+  <w:style w:type="character" w:customStyle="1" w:styleId="RodapChar">
+    <w:name w:val="Rodapé Char"/>
+    <w:basedOn w:val="Fontepargpadro"/>
+    <w:link w:val="Rodap"/>
+    <w:uiPriority w:val="99"/>
+    <w:rsid w:val="00ED27B6"/>
+  </w:style>
 </w:styles>
 </file>
 
@@ -9035,7 +9165,7 @@
 </file>
 
 <file path=customXml/itemProps1.xml><?xml version="1.0" encoding="utf-8"?>
-<ds:datastoreItem xmlns:ds="http://schemas.openxmlformats.org/officeDocument/2006/customXml" ds:itemID="{C9DDF612-C538-42E9-A0BE-2ED6CDF66D16}">
+<ds:datastoreItem xmlns:ds="http://schemas.openxmlformats.org/officeDocument/2006/customXml" ds:itemID="{8BBFDF78-9C32-4448-B0B1-324AA6B7D540}">
   <ds:schemaRefs>
     <ds:schemaRef ds:uri="http://schemas.openxmlformats.org/officeDocument/2006/bibliography"/>
   </ds:schemaRefs>

--- a/Preparação do Ambiente - Framework PKLoRa MQTT.docx
+++ b/Preparação do Ambiente - Framework PKLoRa MQTT.docx
@@ -1469,8 +1469,6 @@
       <w:r>
         <w:t>Local</w:t>
       </w:r>
-      <w:bookmarkStart w:id="2" w:name="_GoBack"/>
-      <w:bookmarkEnd w:id="2"/>
       <w:r>
         <w:t xml:space="preserve"> com o Kit </w:t>
       </w:r>
@@ -1508,7 +1506,7 @@
       <w:r>
         <w:t xml:space="preserve"> </w:t>
       </w:r>
-      <w:bookmarkStart w:id="3" w:name="_Toc234597395"/>
+      <w:bookmarkStart w:id="2" w:name="_Toc234597395"/>
       <w:r>
         <w:t xml:space="preserve">Instalando as Bibliotecas MQTT na plataforma </w:t>
       </w:r>
@@ -1516,7 +1514,7 @@
       <w:r>
         <w:t>Arduíno</w:t>
       </w:r>
-      <w:bookmarkEnd w:id="3"/>
+      <w:bookmarkEnd w:id="2"/>
       <w:proofErr w:type="spellEnd"/>
     </w:p>
     <w:p>
@@ -1692,7 +1690,7 @@
       <w:r>
         <w:t xml:space="preserve"> </w:t>
       </w:r>
-      <w:bookmarkStart w:id="4" w:name="_Toc234597396"/>
+      <w:bookmarkStart w:id="3" w:name="_Toc234597396"/>
       <w:r>
         <w:t>Instalar a Biblioteca</w:t>
       </w:r>
@@ -1726,7 +1724,7 @@
       <w:r>
         <w:t xml:space="preserve"> - Versão 2.8</w:t>
       </w:r>
-      <w:bookmarkEnd w:id="4"/>
+      <w:bookmarkEnd w:id="3"/>
     </w:p>
     <w:p>
       <w:r>
@@ -1787,7 +1785,7 @@
         <w:lastRenderedPageBreak/>
         <w:t> </w:t>
       </w:r>
-      <w:bookmarkStart w:id="5" w:name="_Toc234597397"/>
+      <w:bookmarkStart w:id="4" w:name="_Toc234597397"/>
       <w:r>
         <w:t>I</w:t>
       </w:r>
@@ -1825,7 +1823,7 @@
       <w:r>
         <w:t>ão 2.5.3</w:t>
       </w:r>
-      <w:bookmarkEnd w:id="5"/>
+      <w:bookmarkEnd w:id="4"/>
     </w:p>
     <w:p>
       <w:pPr>
@@ -1887,12 +1885,12 @@
           <w:color w:val="000000"/>
         </w:rPr>
       </w:pPr>
-      <w:bookmarkStart w:id="6" w:name="_Toc234597398"/>
+      <w:bookmarkStart w:id="5" w:name="_Toc234597398"/>
       <w:r>
         <w:lastRenderedPageBreak/>
         <w:t>Instalando as bibliotecas do Python</w:t>
       </w:r>
-      <w:bookmarkEnd w:id="6"/>
+      <w:bookmarkEnd w:id="5"/>
     </w:p>
     <w:p>
       <w:pPr>
@@ -2268,8 +2266,8 @@
           <w:color w:val="000000"/>
         </w:rPr>
       </w:pPr>
-      <w:bookmarkStart w:id="7" w:name="_84kconfimux7" w:colFirst="0" w:colLast="0"/>
-      <w:bookmarkEnd w:id="7"/>
+      <w:bookmarkStart w:id="6" w:name="_84kconfimux7" w:colFirst="0" w:colLast="0"/>
+      <w:bookmarkEnd w:id="6"/>
     </w:p>
     <w:p>
       <w:pPr>
@@ -2636,12 +2634,12 @@
         </w:numPr>
         <w:ind w:left="850" w:hanging="735"/>
       </w:pPr>
-      <w:bookmarkStart w:id="8" w:name="_Toc234597399"/>
+      <w:bookmarkStart w:id="7" w:name="_Toc234597399"/>
       <w:r>
         <w:lastRenderedPageBreak/>
         <w:t>Testando se a biblioteca foi instalada corretamente</w:t>
       </w:r>
-      <w:bookmarkEnd w:id="8"/>
+      <w:bookmarkEnd w:id="7"/>
     </w:p>
     <w:p>
       <w:r>
@@ -2877,12 +2875,12 @@
       <w:pPr>
         <w:pStyle w:val="Ttulo1"/>
       </w:pPr>
-      <w:bookmarkStart w:id="9" w:name="_Toc234597400"/>
+      <w:bookmarkStart w:id="8" w:name="_Toc234597400"/>
       <w:r>
         <w:lastRenderedPageBreak/>
         <w:t>Apêndice 1 – Código teste para o Python usando o MQTT</w:t>
       </w:r>
-      <w:bookmarkEnd w:id="9"/>
+      <w:bookmarkEnd w:id="8"/>
     </w:p>
     <w:p/>
     <w:p>
@@ -3026,7 +3024,7 @@
           <w:color w:val="000000"/>
         </w:rPr>
       </w:pPr>
-      <w:bookmarkStart w:id="10" w:name="_Toc234597401"/>
+      <w:bookmarkStart w:id="9" w:name="_Toc234597401"/>
       <w:r>
         <w:lastRenderedPageBreak/>
         <w:t>Programando os F</w:t>
@@ -3045,7 +3043,7 @@
       <w:r>
         <w:t xml:space="preserve"> – Framework MQTT</w:t>
       </w:r>
-      <w:bookmarkEnd w:id="10"/>
+      <w:bookmarkEnd w:id="9"/>
     </w:p>
     <w:p>
       <w:r>
@@ -3269,7 +3267,7 @@
           <w:color w:val="000000"/>
         </w:rPr>
       </w:pPr>
-      <w:bookmarkStart w:id="11" w:name="_Toc234597402"/>
+      <w:bookmarkStart w:id="10" w:name="_Toc234597402"/>
       <w:r>
         <w:lastRenderedPageBreak/>
         <w:t>Programando o F</w:t>
@@ -3290,7 +3288,7 @@
       <w:r>
         <w:t>PKLoRa</w:t>
       </w:r>
-      <w:bookmarkEnd w:id="11"/>
+      <w:bookmarkEnd w:id="10"/>
       <w:proofErr w:type="spellEnd"/>
     </w:p>
     <w:p>
@@ -3804,7 +3802,7 @@
           <w:color w:val="000000"/>
         </w:rPr>
       </w:pPr>
-      <w:bookmarkStart w:id="12" w:name="_Toc234597403"/>
+      <w:bookmarkStart w:id="11" w:name="_Toc234597403"/>
       <w:r>
         <w:t xml:space="preserve">Programando o Firmware no Gateway do Kit </w:t>
       </w:r>
@@ -3812,7 +3810,7 @@
       <w:r>
         <w:t>PKLoRa</w:t>
       </w:r>
-      <w:bookmarkEnd w:id="12"/>
+      <w:bookmarkEnd w:id="11"/>
       <w:proofErr w:type="spellEnd"/>
     </w:p>
     <w:p>
@@ -5524,7 +5522,7 @@
           <w:numId w:val="2"/>
         </w:numPr>
       </w:pPr>
-      <w:bookmarkStart w:id="13" w:name="_Toc234597404"/>
+      <w:bookmarkStart w:id="12" w:name="_Toc234597404"/>
       <w:r>
         <w:t xml:space="preserve">Configurando o </w:t>
       </w:r>
@@ -5536,7 +5534,7 @@
       <w:r>
         <w:t xml:space="preserve"> MQTT e os Tópicos de DL e UL</w:t>
       </w:r>
-      <w:bookmarkEnd w:id="13"/>
+      <w:bookmarkEnd w:id="12"/>
     </w:p>
     <w:p>
       <w:r>
@@ -6789,11 +6787,12 @@
         </w:drawing>
       </w:r>
     </w:p>
-    <w:p/>
-    <w:p>
-      <w:r>
-        <w:t xml:space="preserve">- </w:t>
-      </w:r>
+    <w:p>
+      <w:r>
+        <w:t xml:space="preserve"> </w:t>
+      </w:r>
+      <w:bookmarkStart w:id="13" w:name="_GoBack"/>
+      <w:bookmarkEnd w:id="13"/>
     </w:p>
     <w:sectPr>
       <w:pgSz w:w="11920" w:h="16840"/>
@@ -6885,7 +6884,7 @@
         <w:noProof/>
         <w:color w:val="000000"/>
       </w:rPr>
-      <w:t>21</w:t>
+      <w:t>31</w:t>
     </w:r>
     <w:r>
       <w:rPr>
@@ -9165,7 +9164,7 @@
 </file>
 
 <file path=customXml/itemProps1.xml><?xml version="1.0" encoding="utf-8"?>
-<ds:datastoreItem xmlns:ds="http://schemas.openxmlformats.org/officeDocument/2006/customXml" ds:itemID="{8BBFDF78-9C32-4448-B0B1-324AA6B7D540}">
+<ds:datastoreItem xmlns:ds="http://schemas.openxmlformats.org/officeDocument/2006/customXml" ds:itemID="{4A3953B1-1799-4C2F-95C6-1F591F313DFE}">
   <ds:schemaRefs>
     <ds:schemaRef ds:uri="http://schemas.openxmlformats.org/officeDocument/2006/bibliography"/>
   </ds:schemaRefs>
